--- a/manual_demo/claude_project/SKILLS/Skills_7_guideline_sources.docx
+++ b/manual_demo/claude_project/SKILLS/Skills_7_guideline_sources.docx
@@ -28,7 +28,7 @@
         <w:pStyle w:val="ListBullet"/>
       </w:pPr>
       <w:r>
-        <w:t>Source ID: WHO5E_MYEOID_2022.</w:t>
+        <w:t>Source ID: WHO5E_MYELOID_2022.</w:t>
       </w:r>
     </w:p>
     <w:p>
